--- a/10_开发源代码和开发接口文档/开发源代码和开发接口文档.docx
+++ b/10_开发源代码和开发接口文档/开发源代码和开发接口文档.docx
@@ -69,7 +69,6 @@
         </w:sectPr>
       </w:pPr>
     </w:p>
-    <w:p/>
     <w:p>
       <w:pPr>
         <w:spacing w:before="0" w:after="0" w:line="600" w:lineRule="exact"/>
@@ -85,7 +84,6 @@
         <w:t>1. 源代码清单</w:t>
       </w:r>
     </w:p>
-    <w:p/>
     <w:p>
       <w:pPr>
         <w:spacing w:before="0" w:after="0" w:line="600" w:lineRule="exact"/>
@@ -101,7 +99,6 @@
         <w:t>1.1 目录结构</w:t>
       </w:r>
     </w:p>
-    <w:p/>
     <w:p>
       <w:pPr>
         <w:spacing w:before="0" w:after="0" w:line="600" w:lineRule="exact"/>
@@ -185,7 +182,6 @@
         <w:t xml:space="preserve">    └── *.txt                    # Oracle 字段清单</w:t>
       </w:r>
     </w:p>
-    <w:p/>
     <w:p>
       <w:pPr>
         <w:spacing w:before="0" w:after="0" w:line="600" w:lineRule="exact"/>
@@ -201,7 +197,6 @@
         <w:t>1.2 代码统计</w:t>
       </w:r>
     </w:p>
-    <w:p/>
     <w:tbl>
       <w:tblPr>
         <w:tblW w:type="auto" w:w="0"/>
@@ -870,10 +865,6 @@
         </w:tc>
       </w:tr>
     </w:tbl>
-    <w:p/>
-    <w:p/>
-    <w:p/>
-    <w:p/>
     <w:p>
       <w:pPr>
         <w:spacing w:before="0" w:after="0" w:line="600" w:lineRule="exact"/>
@@ -889,7 +880,6 @@
         <w:t>2. 核心技术栈</w:t>
       </w:r>
     </w:p>
-    <w:p/>
     <w:tbl>
       <w:tblPr>
         <w:tblW w:type="auto" w:w="0"/>
@@ -1378,10 +1368,6 @@
         </w:tc>
       </w:tr>
     </w:tbl>
-    <w:p/>
-    <w:p/>
-    <w:p/>
-    <w:p/>
     <w:p>
       <w:pPr>
         <w:spacing w:before="0" w:after="0" w:line="600" w:lineRule="exact"/>
@@ -1397,7 +1383,6 @@
         <w:t>3. SeaTunnel 配置文件规范</w:t>
       </w:r>
     </w:p>
-    <w:p/>
     <w:p>
       <w:pPr>
         <w:spacing w:before="0" w:after="0" w:line="600" w:lineRule="exact"/>
@@ -1413,7 +1398,6 @@
         <w:t>3.1 文件命名</w:t>
       </w:r>
     </w:p>
-    <w:p/>
     <w:p>
       <w:pPr>
         <w:spacing w:before="0" w:after="0" w:line="600" w:lineRule="exact"/>
@@ -1429,7 +1413,6 @@
         <w:t>{源表名小写}.conf</w:t>
       </w:r>
     </w:p>
-    <w:p/>
     <w:p>
       <w:pPr>
         <w:spacing w:before="0" w:after="0" w:line="600" w:lineRule="exact"/>
@@ -1445,7 +1428,6 @@
         <w:t>示例：course.conf、ztvideo.conf、zy_answer.conf</w:t>
       </w:r>
     </w:p>
-    <w:p/>
     <w:p>
       <w:pPr>
         <w:spacing w:before="0" w:after="0" w:line="600" w:lineRule="exact"/>
@@ -1461,7 +1443,6 @@
         <w:t>3.2 配置结构（HOCON 格式）</w:t>
       </w:r>
     </w:p>
-    <w:p/>
     <w:p>
       <w:pPr>
         <w:spacing w:before="0" w:after="0" w:line="600" w:lineRule="exact"/>
@@ -1485,7 +1466,6 @@
         <w:t>}</w:t>
       </w:r>
     </w:p>
-    <w:p/>
     <w:p>
       <w:pPr>
         <w:spacing w:before="0" w:after="0" w:line="600" w:lineRule="exact"/>
@@ -1519,7 +1499,6 @@
         <w:t>}</w:t>
       </w:r>
     </w:p>
-    <w:p/>
     <w:p>
       <w:pPr>
         <w:spacing w:before="0" w:after="0" w:line="600" w:lineRule="exact"/>
@@ -1563,7 +1542,6 @@
         <w:t>}</w:t>
       </w:r>
     </w:p>
-    <w:p/>
     <w:p>
       <w:pPr>
         <w:spacing w:before="0" w:after="0" w:line="600" w:lineRule="exact"/>
@@ -1579,7 +1557,6 @@
         <w:t>3.3 Oracle 源与 MySQL 源差异</w:t>
       </w:r>
     </w:p>
-    <w:p/>
     <w:tbl>
       <w:tblPr>
         <w:tblW w:type="auto" w:w="0"/>
@@ -1953,10 +1930,6 @@
         </w:tc>
       </w:tr>
     </w:tbl>
-    <w:p/>
-    <w:p/>
-    <w:p/>
-    <w:p/>
     <w:p>
       <w:pPr>
         <w:spacing w:before="0" w:after="0" w:line="600" w:lineRule="exact"/>
@@ -1972,7 +1945,6 @@
         <w:t>4. Doris SQL 脚本规范</w:t>
       </w:r>
     </w:p>
-    <w:p/>
     <w:p>
       <w:pPr>
         <w:spacing w:before="0" w:after="0" w:line="600" w:lineRule="exact"/>
@@ -1988,7 +1960,6 @@
         <w:t>4.1 DDL 模板</w:t>
       </w:r>
     </w:p>
-    <w:p/>
     <w:p>
       <w:pPr>
         <w:spacing w:before="0" w:after="0" w:line="600" w:lineRule="exact"/>
@@ -2028,7 +1999,6 @@
         <w:t>);</w:t>
       </w:r>
     </w:p>
-    <w:p/>
     <w:p>
       <w:pPr>
         <w:spacing w:before="0" w:after="0" w:line="600" w:lineRule="exact"/>
@@ -2044,7 +2014,6 @@
         <w:t>4.2 验证 SQL 模板</w:t>
       </w:r>
     </w:p>
-    <w:p/>
     <w:p>
       <w:pPr>
         <w:spacing w:before="0" w:after="0" w:line="600" w:lineRule="exact"/>
@@ -2066,9 +2035,6 @@
         <w:t>WHERE TABLE_SCHEMA IN ('rws_ods','rws_dwd','rws_dws','rws_ads') AND TABLE_TYPE = 'BASE TABLE';</w:t>
       </w:r>
     </w:p>
-    <w:p/>
-    <w:p/>
-    <w:p/>
     <w:p>
       <w:pPr>
         <w:spacing w:before="0" w:after="0" w:line="600" w:lineRule="exact"/>
@@ -2084,7 +2050,6 @@
         <w:t>5. DolphinScheduler 任务编排</w:t>
       </w:r>
     </w:p>
-    <w:p/>
     <w:p>
       <w:pPr>
         <w:spacing w:before="0" w:after="0" w:line="600" w:lineRule="exact"/>
@@ -2100,7 +2065,6 @@
         <w:t>5.1 任务分组</w:t>
       </w:r>
     </w:p>
-    <w:p/>
     <w:tbl>
       <w:tblPr>
         <w:tblW w:type="auto" w:w="0"/>
@@ -2319,8 +2283,6 @@
         </w:tc>
       </w:tr>
     </w:tbl>
-    <w:p/>
-    <w:p/>
     <w:p>
       <w:pPr>
         <w:spacing w:before="0" w:after="0" w:line="600" w:lineRule="exact"/>
@@ -2336,7 +2298,6 @@
         <w:t>5.2 DS 数据库连接</w:t>
       </w:r>
     </w:p>
-    <w:p/>
     <w:tbl>
       <w:tblPr>
         <w:tblW w:type="auto" w:w="0"/>
@@ -2555,8 +2516,6 @@
         </w:tc>
       </w:tr>
     </w:tbl>
-    <w:p/>
-    <w:p/>
     <w:p>
       <w:pPr>
         <w:spacing w:before="0" w:after="0" w:line="600" w:lineRule="exact"/>
@@ -2572,7 +2531,6 @@
         <w:t>5.3 批量管理方式</w:t>
       </w:r>
     </w:p>
-    <w:p/>
     <w:p>
       <w:pPr>
         <w:spacing w:before="0" w:after="0" w:line="600" w:lineRule="exact"/>
@@ -2588,7 +2546,6 @@
         <w:t>任务参数可通过 MySQL 直接更新 t_ds_task_definition 表实现批量修改，避免逐个在 Web UI 操作。</w:t>
       </w:r>
     </w:p>
-    <w:p/>
     <w:p>
       <w:pPr>
         <w:spacing w:before="0" w:after="0" w:line="600" w:lineRule="exact"/>
@@ -2610,9 +2567,6 @@
         <w:t>WHERE name LIKE '%ksw%';</w:t>
       </w:r>
     </w:p>
-    <w:p/>
-    <w:p/>
-    <w:p/>
     <w:p>
       <w:pPr>
         <w:spacing w:before="0" w:after="0" w:line="600" w:lineRule="exact"/>
@@ -2628,7 +2582,6 @@
         <w:t>6. 数据接口（API）</w:t>
       </w:r>
     </w:p>
-    <w:p/>
     <w:p>
       <w:pPr>
         <w:spacing w:before="0" w:after="0" w:line="600" w:lineRule="exact"/>
@@ -2644,7 +2597,6 @@
         <w:t>6.1 Doris 查询接口</w:t>
       </w:r>
     </w:p>
-    <w:p/>
     <w:p>
       <w:pPr>
         <w:spacing w:before="0" w:after="0" w:line="600" w:lineRule="exact"/>
@@ -2668,7 +2620,6 @@
         <w:t>Password: Rmws@2016</w:t>
       </w:r>
     </w:p>
-    <w:p/>
     <w:p>
       <w:pPr>
         <w:spacing w:before="0" w:after="0" w:line="600" w:lineRule="exact"/>
@@ -2684,7 +2635,6 @@
         <w:t>JDBC 连接示例：</w:t>
       </w:r>
     </w:p>
-    <w:p/>
     <w:p>
       <w:pPr>
         <w:spacing w:before="0" w:after="0" w:line="600" w:lineRule="exact"/>
@@ -2700,7 +2650,6 @@
         <w:t>jdbc:mysql://192.168.108.144:9030/rws_ods</w:t>
       </w:r>
     </w:p>
-    <w:p/>
     <w:p>
       <w:pPr>
         <w:spacing w:before="0" w:after="0" w:line="600" w:lineRule="exact"/>
@@ -2716,7 +2665,6 @@
         <w:t>6.2 元数据查询接口</w:t>
       </w:r>
     </w:p>
-    <w:p/>
     <w:p>
       <w:pPr>
         <w:spacing w:before="0" w:after="0" w:line="600" w:lineRule="exact"/>
@@ -2736,7 +2684,6 @@
         <w:t>WHERE stat_date = '$[yyyy-MM-dd-1]' AND is_consistent != '一致';</w:t>
       </w:r>
     </w:p>
-    <w:p/>
     <w:p>
       <w:pPr>
         <w:spacing w:before="0" w:after="0" w:line="600" w:lineRule="exact"/>
@@ -2756,9 +2703,6 @@
         <w:t>WHERE table_name = '全部表' GROUP BY layer;</w:t>
       </w:r>
     </w:p>
-    <w:p/>
-    <w:p/>
-    <w:p/>
     <w:p>
       <w:pPr>
         <w:spacing w:before="0" w:after="0" w:line="600" w:lineRule="exact"/>
@@ -2774,7 +2718,6 @@
         <w:t>7. 开发环境配置</w:t>
       </w:r>
     </w:p>
-    <w:p/>
     <w:p>
       <w:pPr>
         <w:spacing w:before="0" w:after="0" w:line="600" w:lineRule="exact"/>
@@ -2790,7 +2733,6 @@
         <w:t>7.1 SeaTunnel 客户端</w:t>
       </w:r>
     </w:p>
-    <w:p/>
     <w:p>
       <w:pPr>
         <w:spacing w:before="0" w:after="0" w:line="600" w:lineRule="exact"/>
@@ -2810,7 +2752,6 @@
         <w:t>执行命令: seatunnel.sh --config {conf文件}</w:t>
       </w:r>
     </w:p>
-    <w:p/>
     <w:p>
       <w:pPr>
         <w:spacing w:before="0" w:after="0" w:line="600" w:lineRule="exact"/>
@@ -2826,7 +2767,6 @@
         <w:t>7.2 Oracle 客户端</w:t>
       </w:r>
     </w:p>
-    <w:p/>
     <w:p>
       <w:pPr>
         <w:spacing w:before="0" w:after="0" w:line="600" w:lineRule="exact"/>
@@ -2844,7 +2784,6 @@
         <w:t>sqlplus {user}/{password}@192.168.0.164:1521/orcl</w:t>
       </w:r>
     </w:p>
-    <w:p/>
     <w:p>
       <w:pPr>
         <w:spacing w:before="0" w:after="0" w:line="600" w:lineRule="exact"/>
@@ -2868,7 +2807,6 @@
         <w:t>ORDER BY column_id;</w:t>
       </w:r>
     </w:p>
-    <w:p/>
     <w:p>
       <w:pPr>
         <w:spacing w:before="0" w:after="0" w:line="600" w:lineRule="exact"/>
@@ -2884,7 +2822,6 @@
         <w:t>7.3 Doris 客户端</w:t>
       </w:r>
     </w:p>
-    <w:p/>
     <w:p>
       <w:pPr>
         <w:spacing w:before="0" w:after="0" w:line="600" w:lineRule="exact"/>
@@ -2902,7 +2839,6 @@
         <w:t>mysql -h 192.168.108.144 -P 9030 -u root -pRmws@2016</w:t>
       </w:r>
     </w:p>
-    <w:p/>
     <w:p>
       <w:pPr>
         <w:spacing w:before="0" w:after="0" w:line="600" w:lineRule="exact"/>
@@ -2926,9 +2862,6 @@
         <w:t>SELECT COUNT(*) FROM rws_ods.ods_mk_course;</w:t>
       </w:r>
     </w:p>
-    <w:p/>
-    <w:p/>
-    <w:p/>
     <w:p>
       <w:pPr>
         <w:spacing w:before="0" w:after="0" w:line="600" w:lineRule="exact"/>
@@ -2944,7 +2877,6 @@
         <w:t>8. 变更记录</w:t>
       </w:r>
     </w:p>
-    <w:p/>
     <w:tbl>
       <w:tblPr>
         <w:tblW w:type="auto" w:w="0"/>
@@ -3121,7 +3053,6 @@
         </w:tc>
       </w:tr>
     </w:tbl>
-    <w:p/>
     <w:sectPr>
       <w:pgSz w:w="11906" w:h="16838"/>
       <w:pgMar w:top="1440" w:right="1803" w:bottom="1440" w:left="1803" w:header="720" w:footer="720" w:gutter="0"/>
